--- a/GenerationofRtmdocument7.docx
+++ b/GenerationofRtmdocument7.docx
@@ -3008,11 +3008,39 @@
             </w:r>
           </w:p>
           <w:p>
-            <w:r>
-              <w:t xml:space="preserve">  </w:t>
-            </w:r>
-            <w:r>
+            <w:pPr>
+              <w:rPr>
+                <w:b/>
+                <w:bCs/>
+              </w:rPr>
+            </w:pPr>
+            <w:r>
+              <w:rPr>
+                <w:b/>
+                <w:bCs/>
+              </w:rPr>
+              <w:t xml:space="preserve"> </w:t>
+            </w:r>
+            <w:r>
+              <w:rPr>
+                <w:b/>
+                <w:bCs/>
+              </w:rPr>
+              <w:t xml:space="preserve"> [</w:t>
+            </w:r>
+            <w:r>
+              <w:rPr>
+                <w:b/>
+                <w:bCs/>
+              </w:rPr>
               <w:t>Evidence_Step_2</w:t>
+            </w:r>
+            <w:r>
+              <w:rPr>
+                <w:b/>
+                <w:bCs/>
+              </w:rPr>
+              <w:t>]</w:t>
             </w:r>
           </w:p>
         </w:tc>
@@ -3351,8 +3379,35 @@
           </w:p>
           <w:p/>
           <w:p>
-            <w:r>
+            <w:pPr>
+              <w:rPr>
+                <w:b/>
+                <w:bCs/>
+              </w:rPr>
+            </w:pPr>
+            <w:r>
+              <w:t xml:space="preserve">      </w:t>
+            </w:r>
+            <w:r>
+              <w:rPr>
+                <w:b/>
+                <w:bCs/>
+              </w:rPr>
+              <w:t>[</w:t>
+            </w:r>
+            <w:r>
+              <w:rPr>
+                <w:b/>
+                <w:bCs/>
+              </w:rPr>
               <w:t>Evidence_Step_4</w:t>
+            </w:r>
+            <w:r>
+              <w:rPr>
+                <w:b/>
+                <w:bCs/>
+              </w:rPr>
+              <w:t>]</w:t>
             </w:r>
           </w:p>
           <w:p/>
@@ -3868,11 +3923,39 @@
             </w:r>
           </w:p>
           <w:p>
-            <w:r>
+            <w:pPr>
+              <w:rPr>
+                <w:b/>
+                <w:bCs/>
+              </w:rPr>
+            </w:pPr>
+            <w:r>
+              <w:rPr>
+                <w:b/>
+                <w:bCs/>
+              </w:rPr>
               <w:t xml:space="preserve"> </w:t>
             </w:r>
             <w:r>
+              <w:rPr>
+                <w:b/>
+                <w:bCs/>
+              </w:rPr>
+              <w:t xml:space="preserve">   [</w:t>
+            </w:r>
+            <w:r>
+              <w:rPr>
+                <w:b/>
+                <w:bCs/>
+              </w:rPr>
               <w:t>Evidence_Step_7</w:t>
+            </w:r>
+            <w:r>
+              <w:rPr>
+                <w:b/>
+                <w:bCs/>
+              </w:rPr>
+              <w:t>]</w:t>
             </w:r>
           </w:p>
           <w:p>
@@ -4222,8 +4305,31 @@
             <w:r>
               <w:br/>
             </w:r>
-            <w:r>
+            <w:proofErr w:type="gramStart"/>
+            <w:r>
+              <w:t xml:space="preserve">   </w:t>
+            </w:r>
+            <w:r>
+              <w:rPr>
+                <w:b/>
+                <w:bCs/>
+              </w:rPr>
+              <w:t>[</w:t>
+            </w:r>
+            <w:proofErr w:type="gramEnd"/>
+            <w:r>
+              <w:rPr>
+                <w:b/>
+                <w:bCs/>
+              </w:rPr>
               <w:t>Evidence_Step_9</w:t>
+            </w:r>
+            <w:r>
+              <w:rPr>
+                <w:b/>
+                <w:bCs/>
+              </w:rPr>
+              <w:t>]</w:t>
             </w:r>
           </w:p>
           <w:p/>
@@ -4719,12 +4825,43 @@
             </w:r>
           </w:p>
           <w:p>
+            <w:pPr>
+              <w:rPr>
+                <w:b/>
+                <w:bCs/>
+              </w:rPr>
+            </w:pPr>
             <w:r>
               <w:lastRenderedPageBreak/>
-              <w:t xml:space="preserve">   </w:t>
-            </w:r>
-            <w:r>
+              <w:t xml:space="preserve">  </w:t>
+            </w:r>
+            <w:r>
+              <w:rPr>
+                <w:b/>
+                <w:bCs/>
+              </w:rPr>
+              <w:t xml:space="preserve"> </w:t>
+            </w:r>
+            <w:r>
+              <w:rPr>
+                <w:b/>
+                <w:bCs/>
+              </w:rPr>
+              <w:t>[</w:t>
+            </w:r>
+            <w:r>
+              <w:rPr>
+                <w:b/>
+                <w:bCs/>
+              </w:rPr>
               <w:t>Evidence_Step_10</w:t>
+            </w:r>
+            <w:r>
+              <w:rPr>
+                <w:b/>
+                <w:bCs/>
+              </w:rPr>
+              <w:t>]</w:t>
             </w:r>
           </w:p>
           <w:p/>
@@ -4813,11 +4950,18 @@
       <w:r>
         <w:t>Evidence_Step_2:</w:t>
       </w:r>
+      <w:r>
+        <w:t xml:space="preserve"> </w:t>
+      </w:r>
     </w:p>
+    <w:p/>
     <w:p>
       <w:r>
+        <w:rPr>
+          <w:noProof/>
+        </w:rPr>
         <w:drawing>
-          <wp:inline distT="0" distB="0" distL="0" distR="0">
+          <wp:inline distT="0" distB="0" distL="0" distR="0" wp14:anchorId="14B67E99" wp14:editId="52289575">
             <wp:extent cx="6667500" cy="4000500"/>
             <wp:effectExtent l="0" t="0" r="0" b="0"/>
             <wp:docPr id="2" name="Image 2" descr="image"/>
@@ -4834,7 +4978,7 @@
                     </pic:cNvPicPr>
                   </pic:nvPicPr>
                   <pic:blipFill>
-                    <a:blip r:embed="rId11">
+                    <a:blip r:embed="rId9" cstate="print">
                       <a:extLst>
                         <a:ext uri="{28A0092B-C50C-407E-A947-70E740481C1C}">
                           <a14:useLocalDpi xmlns:a14="http://schemas.microsoft.com/office/drawing/2010/main" val="0"/>
@@ -4874,31 +5018,22 @@
     <w:p/>
     <w:p/>
     <w:p/>
-    <w:p/>
-    <w:p/>
-    <w:p/>
-    <w:p/>
-    <w:p/>
-    <w:p/>
-    <w:p/>
-    <w:p/>
-    <w:p/>
-    <w:p/>
-    <w:p/>
-    <w:p/>
-    <w:p/>
     <w:p>
       <w:r>
         <w:t>Evidence_Step_4:</w:t>
       </w:r>
     </w:p>
+    <w:p/>
     <w:p>
       <w:r>
+        <w:rPr>
+          <w:noProof/>
+        </w:rPr>
         <w:drawing>
-          <wp:inline distT="0" distB="0" distL="0" distR="0">
+          <wp:inline distT="0" distB="0" distL="0" distR="0" wp14:anchorId="415ADA71" wp14:editId="07DD5C3F">
             <wp:extent cx="6667500" cy="4000500"/>
             <wp:effectExtent l="0" t="0" r="0" b="0"/>
-            <wp:docPr id="2" name="Image 2" descr="image"/>
+            <wp:docPr id="1219351711" name="Image 2" descr="image"/>
             <wp:cNvGraphicFramePr>
               <a:graphicFrameLocks xmlns:a="http://schemas.openxmlformats.org/drawingml/2006/main" noChangeAspect="1"/>
             </wp:cNvGraphicFramePr>
@@ -4912,7 +5047,7 @@
                     </pic:cNvPicPr>
                   </pic:nvPicPr>
                   <pic:blipFill>
-                    <a:blip r:embed="rId12">
+                    <a:blip r:embed="rId10" cstate="print">
                       <a:extLst>
                         <a:ext uri="{28A0092B-C50C-407E-A947-70E740481C1C}">
                           <a14:useLocalDpi xmlns:a14="http://schemas.microsoft.com/office/drawing/2010/main" val="0"/>
@@ -4966,12 +5101,15 @@
     <w:p/>
     <w:p>
       <w:r>
+        <w:rPr>
+          <w:noProof/>
+        </w:rPr>
         <w:lastRenderedPageBreak/>
         <w:drawing>
-          <wp:inline distT="0" distB="0" distL="0" distR="0">
+          <wp:inline distT="0" distB="0" distL="0" distR="0" wp14:anchorId="679F0987" wp14:editId="75A64CCD">
             <wp:extent cx="6667500" cy="4000500"/>
             <wp:effectExtent l="0" t="0" r="0" b="0"/>
-            <wp:docPr id="2" name="Image 2" descr="image"/>
+            <wp:docPr id="2077749815" name="Image 2" descr="image"/>
             <wp:cNvGraphicFramePr>
               <a:graphicFrameLocks xmlns:a="http://schemas.openxmlformats.org/drawingml/2006/main" noChangeAspect="1"/>
             </wp:cNvGraphicFramePr>
@@ -4985,7 +5123,7 @@
                     </pic:cNvPicPr>
                   </pic:nvPicPr>
                   <pic:blipFill>
-                    <a:blip r:embed="rId13">
+                    <a:blip r:embed="rId11" cstate="print">
                       <a:extLst>
                         <a:ext uri="{28A0092B-C50C-407E-A947-70E740481C1C}">
                           <a14:useLocalDpi xmlns:a14="http://schemas.microsoft.com/office/drawing/2010/main" val="0"/>
@@ -5027,31 +5165,23 @@
     <w:p/>
     <w:p/>
     <w:p/>
-    <w:p/>
-    <w:p/>
-    <w:p/>
-    <w:p/>
-    <w:p/>
-    <w:p/>
-    <w:p/>
-    <w:p/>
-    <w:p/>
-    <w:p/>
-    <w:p/>
-    <w:p/>
     <w:p>
       <w:r>
         <w:lastRenderedPageBreak/>
         <w:t>Evidence_Step_7:</w:t>
       </w:r>
     </w:p>
+    <w:p/>
     <w:p>
       <w:r>
+        <w:rPr>
+          <w:noProof/>
+        </w:rPr>
         <w:drawing>
-          <wp:inline distT="0" distB="0" distL="0" distR="0">
+          <wp:inline distT="0" distB="0" distL="0" distR="0" wp14:anchorId="5E34C7AC" wp14:editId="46243231">
             <wp:extent cx="6667500" cy="4000500"/>
             <wp:effectExtent l="0" t="0" r="0" b="0"/>
-            <wp:docPr id="2" name="Image 2" descr="image"/>
+            <wp:docPr id="981667874" name="Image 2" descr="image"/>
             <wp:cNvGraphicFramePr>
               <a:graphicFrameLocks xmlns:a="http://schemas.openxmlformats.org/drawingml/2006/main" noChangeAspect="1"/>
             </wp:cNvGraphicFramePr>
@@ -5065,7 +5195,7 @@
                     </pic:cNvPicPr>
                   </pic:nvPicPr>
                   <pic:blipFill>
-                    <a:blip r:embed="rId14">
+                    <a:blip r:embed="rId12" cstate="print">
                       <a:extLst>
                         <a:ext uri="{28A0092B-C50C-407E-A947-70E740481C1C}">
                           <a14:useLocalDpi xmlns:a14="http://schemas.microsoft.com/office/drawing/2010/main" val="0"/>
@@ -5120,12 +5250,15 @@
     <w:p/>
     <w:p>
       <w:r>
+        <w:rPr>
+          <w:noProof/>
+        </w:rPr>
         <w:lastRenderedPageBreak/>
         <w:drawing>
-          <wp:inline distT="0" distB="0" distL="0" distR="0">
+          <wp:inline distT="0" distB="0" distL="0" distR="0" wp14:anchorId="1FF10AA4" wp14:editId="00227D0E">
             <wp:extent cx="6667500" cy="4000500"/>
             <wp:effectExtent l="0" t="0" r="0" b="0"/>
-            <wp:docPr id="2" name="Image 2" descr="image"/>
+            <wp:docPr id="555581429" name="Image 2" descr="image"/>
             <wp:cNvGraphicFramePr>
               <a:graphicFrameLocks xmlns:a="http://schemas.openxmlformats.org/drawingml/2006/main" noChangeAspect="1"/>
             </wp:cNvGraphicFramePr>
@@ -5139,7 +5272,7 @@
                     </pic:cNvPicPr>
                   </pic:nvPicPr>
                   <pic:blipFill>
-                    <a:blip r:embed="rId15">
+                    <a:blip r:embed="rId13" cstate="print">
                       <a:extLst>
                         <a:ext uri="{28A0092B-C50C-407E-A947-70E740481C1C}">
                           <a14:useLocalDpi xmlns:a14="http://schemas.microsoft.com/office/drawing/2010/main" val="0"/>
@@ -5182,30 +5315,22 @@
     <w:p/>
     <w:p/>
     <w:p/>
-    <w:p/>
-    <w:p/>
-    <w:p/>
-    <w:p/>
-    <w:p/>
-    <w:p/>
-    <w:p/>
-    <w:p/>
-    <w:p/>
-    <w:p/>
-    <w:p/>
     <w:p>
       <w:r>
-        <w:lastRenderedPageBreak/>
         <w:t>Evidence_Step_9</w:t>
       </w:r>
     </w:p>
+    <w:p/>
     <w:p>
       <w:r>
+        <w:rPr>
+          <w:noProof/>
+        </w:rPr>
         <w:drawing>
-          <wp:inline distT="0" distB="0" distL="0" distR="0">
+          <wp:inline distT="0" distB="0" distL="0" distR="0" wp14:anchorId="7EA6F12D" wp14:editId="2A8D0C6D">
             <wp:extent cx="6667500" cy="4000500"/>
             <wp:effectExtent l="0" t="0" r="0" b="0"/>
-            <wp:docPr id="2" name="Image 2" descr="image"/>
+            <wp:docPr id="968653756" name="Image 2" descr="image"/>
             <wp:cNvGraphicFramePr>
               <a:graphicFrameLocks xmlns:a="http://schemas.openxmlformats.org/drawingml/2006/main" noChangeAspect="1"/>
             </wp:cNvGraphicFramePr>
@@ -5219,7 +5344,7 @@
                     </pic:cNvPicPr>
                   </pic:nvPicPr>
                   <pic:blipFill>
-                    <a:blip r:embed="rId16">
+                    <a:blip r:embed="rId14" cstate="print">
                       <a:extLst>
                         <a:ext uri="{28A0092B-C50C-407E-A947-70E740481C1C}">
                           <a14:useLocalDpi xmlns:a14="http://schemas.microsoft.com/office/drawing/2010/main" val="0"/>
@@ -5258,33 +5383,23 @@
     <w:p/>
     <w:p/>
     <w:p/>
-    <w:p/>
-    <w:p/>
-    <w:p/>
-    <w:p/>
-    <w:p/>
-    <w:p/>
-    <w:p/>
-    <w:p/>
-    <w:p/>
-    <w:p/>
-    <w:p/>
-    <w:p/>
-    <w:p/>
-    <w:p/>
     <w:p>
       <w:r>
         <w:lastRenderedPageBreak/>
         <w:t>Evidence_Step_10</w:t>
       </w:r>
     </w:p>
+    <w:p/>
     <w:p>
       <w:r>
+        <w:rPr>
+          <w:noProof/>
+        </w:rPr>
         <w:drawing>
-          <wp:inline distT="0" distB="0" distL="0" distR="0">
+          <wp:inline distT="0" distB="0" distL="0" distR="0" wp14:anchorId="607F2696" wp14:editId="3298CA13">
             <wp:extent cx="6667500" cy="4000500"/>
             <wp:effectExtent l="0" t="0" r="0" b="0"/>
-            <wp:docPr id="2" name="Image 2" descr="image"/>
+            <wp:docPr id="974696020" name="Image 2" descr="image"/>
             <wp:cNvGraphicFramePr>
               <a:graphicFrameLocks xmlns:a="http://schemas.openxmlformats.org/drawingml/2006/main" noChangeAspect="1"/>
             </wp:cNvGraphicFramePr>
@@ -5298,7 +5413,7 @@
                     </pic:cNvPicPr>
                   </pic:nvPicPr>
                   <pic:blipFill>
-                    <a:blip r:embed="rId17">
+                    <a:blip r:embed="rId15" cstate="print">
                       <a:extLst>
                         <a:ext uri="{28A0092B-C50C-407E-A947-70E740481C1C}">
                           <a14:useLocalDpi xmlns:a14="http://schemas.microsoft.com/office/drawing/2010/main" val="0"/>
@@ -5454,17 +5569,6 @@
     <w:p/>
     <w:p/>
     <w:p/>
-    <w:p/>
-    <w:p/>
-    <w:p/>
-    <w:p/>
-    <w:p/>
-    <w:p/>
-    <w:p/>
-    <w:p/>
-    <w:p/>
-    <w:p/>
-    <w:p/>
     <w:p>
       <w:r>
         <w:rPr>
@@ -5513,7 +5617,6 @@
           </w:tcPr>
           <w:p>
             <w:r>
-              <w:lastRenderedPageBreak/>
               <w:t>Browser Name </w:t>
             </w:r>
           </w:p>
@@ -6398,6 +6501,7 @@
     </w:p>
     <w:p>
       <w:r>
+        <w:lastRenderedPageBreak/>
         <w:t> </w:t>
       </w:r>
     </w:p>
@@ -7148,6 +7252,7 @@
     <w:p/>
     <w:p>
       <w:r>
+        <w:lastRenderedPageBreak/>
         <w:t> </w:t>
       </w:r>
     </w:p>
@@ -11481,6 +11586,7 @@
   <w:style w:type="character" w:default="1" w:styleId="DefaultParagraphFont">
     <w:name w:val="Default Paragraph Font"/>
     <w:uiPriority w:val="1"/>
+    <w:semiHidden/>
     <w:unhideWhenUsed/>
   </w:style>
   <w:style w:type="table" w:default="1" w:styleId="TableNormal">
